--- a/documentacion_proyecto/Documentaci├│n_de_Proyecto.docx
+++ b/documentacion_proyecto/Documentaci├│n_de_Proyecto.docx
@@ -1919,7 +1919,7 @@
           <w:rFonts w:ascii="IBM Plex Sans" w:cs="IBM Plex Sans" w:eastAsia="IBM Plex Sans" w:hAnsi="IBM Plex Sans"/>
           <w:rtl w:val="0"/>
         </w:rPr>
-        <w:t xml:space="preserve"> en Caseros, Buenos Aires mediante el desarrollo e implementación de un sistema de control electrónico y un editor web interactivo para telares industriales planos mecánicos que carecen de PLC. El sistema busca digitalizar la creación y gestión de matrices de tejido a través de una matriz visual, reemplazando la dependencia de configuraciones puramente mecánicas y laboriosas. Esto permite agilizar drásticamente los tiempos de cambio de producción, mantener un archivo de diseños guardados y otorgar control directo de ejecución sobre la maquinaria (iniciar, pausar y retroceder para corregir errores físicos en tiempo real), optimizando así la productividad general y reduciendo el margen de error operativo. </w:t>
+        <w:t xml:space="preserve"> en Billinghurst, Buenos Aires mediante el desarrollo e implementación de un sistema de control electrónico y un editor web interactivo para telares industriales planos mecánicos que carecen de PLC. El sistema busca digitalizar la creación y gestión de matrices de tejido a través de una matriz visual, reemplazando la dependencia de configuraciones puramente mecánicas y laboriosas. Esto permite agilizar drásticamente los tiempos de cambio de producción, mantener un archivo de diseños guardados y otorgar control directo de ejecución sobre la maquinaria (iniciar, pausar y retroceder para corregir errores físicos en tiempo real), optimizando así la productividad general y reduciendo el margen de error operativo. </w:t>
       </w:r>
     </w:p>
     <w:p>
@@ -20589,7 +20589,7 @@
           <w:bCs w:val="1"/>
           <w:rtl w:val="0"/>
         </w:rPr>
-        <w:t>Los componentes efectivamente adquiridos para el Bloque A suman $74.116, a los que se agregan $10.150 del Bloque C y $6.600 del Bloque D, totalizando $90.866 en materiales. Sumando los gastos operativos de $109.675 y el valor del trabajo del equipo, valuado en $24.527.996 según las tarifas del proyecto, el costo total asciende a $24.728.537. Aplicando el margen del 25 % previsto, el presupuesto final es de $30.910.671, con una ganancia proyectada de $6.182.134.</w:t>
+        <w:t>Los componentes efectivamente adquiridos para el Bloque A suman $73.653, a los que se agregan $18.750 del Bloque C y $36.500 del Bloque D, totalizando $128.903 en materiales. Sumando los gastos operativos de $109.675 y el valor del trabajo del equipo, valuado en $24.527.996 según las tarifas del proyecto, el costo total asciende a $24.766.574. Aplicando el margen del 25 % previsto, el presupuesto final es de $30.958.218, con una ganancia proyectada de $6.191.644.</w:t>
       </w:r>
     </w:p>
     <w:tbl>
@@ -20861,7 +20861,7 @@
                 <w:rFonts w:ascii="IBM Plex Sans" w:cs="IBM Plex Sans" w:eastAsia="IBM Plex Sans" w:hAnsi="IBM Plex Sans"/>
                 <w:rtl w:val="0"/>
               </w:rPr>
-              <w:t>$74.116</w:t>
+              <w:t>$73.653</w:t>
             </w:r>
           </w:p>
         </w:tc>
@@ -20959,7 +20959,7 @@
                 <w:rFonts w:ascii="IBM Plex Sans" w:hAnsi="IBM Plex Sans"/>
                 <w:sz w:val="17"/>
               </w:rPr>
-              <w:t>$10.150</w:t>
+              <w:t>$18.750</w:t>
             </w:r>
           </w:p>
         </w:tc>
@@ -21054,7 +21054,7 @@
                 <w:rFonts w:ascii="IBM Plex Sans" w:hAnsi="IBM Plex Sans"/>
                 <w:sz w:val="17"/>
               </w:rPr>
-              <w:t>$6.600 (a completar tras medir la salida del lector óptico)</w:t>
+              <w:t>$36.500 (a completar tras medir la salida del lector óptico)</w:t>
             </w:r>
           </w:p>
         </w:tc>
@@ -21158,7 +21158,7 @@
                 <w:rFonts w:ascii="IBM Plex Sans" w:hAnsi="IBM Plex Sans"/>
                 <w:sz w:val="17"/>
               </w:rPr>
-              <w:t>$90.866</w:t>
+              <w:t>$128.903</w:t>
             </w:r>
           </w:p>
         </w:tc>
@@ -21194,7 +21194,7 @@
         <w:rPr>
           <w:rFonts w:ascii="IBM Plex Sans" w:hAnsi="IBM Plex Sans" w:cs="IBM Plex Sans" w:eastAsia="IBM Plex Sans"/>
         </w:rPr>
-        <w:t>La estructura de costos muestra que el 99,2 % corresponde al trabajo del equipo y solo el 0,8 % ($200.541) a dinero efectivamente desembolsado. Orden de compra recomendado: (1) Bloque A, ya adquirido casi en su totalidad, para completar la Etapa 4; (2) la medición del telar, incluyendo las bobinas de selección instaladas; y (3) recién entonces los Bloques C y D, cuyos componentes dependen de esa medición. La planilla completa, con el detalle por ítem y los precios de referencia, se mantiene en el archivo Lista_de_componentes_Control_Trama.xlsx de la carpeta compartida del equipo.</w:t>
+        <w:t>La estructura de costos muestra que el 99,2 % corresponde al trabajo del equipo y solo el 0,8 % ($71.150) a dinero efectivamente desembolsado. Orden de compra recomendado: (1) Bloque A, ya adquirido casi en su totalidad, para completar la Etapa 4; (2) la medición del telar, incluyendo las bobinas de selección instaladas; y (3) recién entonces los Bloques C y D, cuyos componentes dependen de esa medición. La planilla completa, con el detalle por ítem y los precios de referencia, se mantiene en el archivo Lista_de_componentes_Control_Trama.xlsx de la carpeta compartida del equipo.</w:t>
       </w:r>
       <w:r>
         <w:rPr>
@@ -22167,7 +22167,7 @@
           <w:rFonts w:ascii="IBM Plex Sans" w:cs="IBM Plex Sans" w:eastAsia="IBM Plex Sans" w:hAnsi="IBM Plex Sans"/>
           <w:rtl w:val="0"/>
         </w:rPr>
-        <w:t>Cliente: Norberto Ferrando, propietario de la fábrica textil situada en Caseros, provincia de Buenos Aires, en su carácter de comitente y titular del telar Vamatex C 201 sobre el que se ejecuta el proyecto.</w:t>
+        <w:t>Cliente: Norberto Ferrando, propietario de la fábrica textil situada en Billinghurst, provincia de Buenos Aires, en su carácter de comitente y titular del telar Vamatex C 201 sobre el que se ejecuta el proyecto.</w:t>
       </w:r>
     </w:p>
     <w:p>

--- a/documentacion_proyecto/Documentaci├│n_de_Proyecto.docx
+++ b/documentacion_proyecto/Documentaci├│n_de_Proyecto.docx
@@ -12430,7 +12430,21 @@
           <w:color w:val="606060"/>
           <w:sz w:val="18"/>
         </w:rPr>
-        <w:t>Figura 8. Editor de dibujo: cada fila representa una pasada y cada columna un elemento del telar.</w:t>
+        <w:t>Figura 8. Editor de dibujo: cada fila representa una pasada del telar y cada columna un elemento de selección.</w:t>
+      </w:r>
+    </w:p>
+    <w:p>
+      <w:pPr>
+        <w:jc w:val="center"/>
+      </w:pPr>
+      <w:r>
+        <w:rPr>
+          <w:rFonts w:ascii="IBM Plex Sans" w:hAnsi="IBM Plex Sans" w:cs="IBM Plex Sans" w:eastAsia="IBM Plex Sans"/>
+          <w:i/>
+          <w:color w:val="606060"/>
+          <w:sz w:val="18"/>
+        </w:rPr>
+        <w:t>Figura 9. Editor de dibujo: cada fila representa una pasada y cada columna un elemento del telar.</w:t>
       </w:r>
     </w:p>
     <w:p>
@@ -15501,7 +15515,7 @@
           <w:color w:val="606060"/>
           <w:sz w:val="18"/>
         </w:rPr>
-        <w:t>Figura 9. Gabinete IP65 cerrado, con el prensacable y el cable multifilar de seis conductores ya montados.</w:t>
+        <w:t>Figura 10. Gabinete IP65 cerrado, con el prensacable y el cable multifilar de seis conductores ya montados.</w:t>
       </w:r>
     </w:p>
     <w:p>
@@ -15554,7 +15568,7 @@
           <w:color w:val="606060"/>
           <w:sz w:val="18"/>
         </w:rPr>
-        <w:t>Figura 10. Interior del gabinete: el nodo de control del Bloque A montado sobre la placa y fijado al fondo de la caja.</w:t>
+        <w:t>Figura 11. Interior del gabinete: el nodo de control del Bloque A montado sobre la placa y fijado al fondo de la caja.</w:t>
       </w:r>
     </w:p>
     <w:p>
@@ -17776,7 +17790,7 @@
           <w:color w:val="606060"/>
           <w:sz w:val="18"/>
         </w:rPr>
-        <w:t>Figura 11. Cronograma del proyecto organizado en 8 etapas, del 16/03/2026 al 14/11/2026.</w:t>
+        <w:t>Figura 12. Cronograma del proyecto organizado en 8 etapas, del 16/03/2026 al 14/11/2026.</w:t>
       </w:r>
     </w:p>
     <w:p>
@@ -19580,7 +19594,7 @@
           <w:color w:val="606060"/>
           <w:sz w:val="18"/>
         </w:rPr>
-        <w:t>Figura 12. Infraestructura administrativa del equipo, según el modelo del manual UTN (p. 62).</w:t>
+        <w:t>Figura 13. Infraestructura administrativa del equipo, según el modelo del manual UTN (p. 62).</w:t>
       </w:r>
     </w:p>
     <w:p>
@@ -20569,7 +20583,7 @@
           <w:color w:val="606060"/>
           <w:sz w:val="18"/>
         </w:rPr>
-        <w:t>Figura 13. Estructura de costos del proyecto y esquema del servicio de mantenimiento.</w:t>
+        <w:t>Figura 14. Estructura de costos del proyecto y esquema del servicio de mantenimiento.</w:t>
       </w:r>
     </w:p>
     <w:p>
@@ -22204,7 +22218,7 @@
     </w:p>
     <w:p>
       <w:pPr>
-        <w:spacing w:before="200" w:lineRule="auto"/>
+        <w:spacing w:before="100" w:lineRule="auto"/>
         <w:jc w:val="both"/>
         <w:rPr>
           <w:rFonts w:ascii="IBM Plex Sans" w:cs="IBM Plex Sans" w:eastAsia="IBM Plex Sans" w:hAnsi="IBM Plex Sans"/>
@@ -22236,7 +22250,7 @@
     </w:p>
     <w:p>
       <w:pPr>
-        <w:spacing w:before="200" w:lineRule="auto"/>
+        <w:spacing w:before="100" w:lineRule="auto"/>
         <w:jc w:val="both"/>
         <w:rPr>
           <w:rFonts w:ascii="IBM Plex Sans" w:cs="IBM Plex Sans" w:eastAsia="IBM Plex Sans" w:hAnsi="IBM Plex Sans"/>
@@ -22252,7 +22266,7 @@
     </w:p>
     <w:p>
       <w:pPr>
-        <w:spacing w:before="200" w:lineRule="auto"/>
+        <w:spacing w:before="100" w:lineRule="auto"/>
         <w:jc w:val="both"/>
         <w:rPr>
           <w:rFonts w:ascii="IBM Plex Sans" w:cs="IBM Plex Sans" w:eastAsia="IBM Plex Sans" w:hAnsi="IBM Plex Sans"/>
@@ -22268,7 +22282,7 @@
     </w:p>
     <w:p>
       <w:pPr>
-        <w:spacing w:before="200" w:lineRule="auto"/>
+        <w:spacing w:before="100" w:lineRule="auto"/>
         <w:jc w:val="both"/>
         <w:rPr>
           <w:rFonts w:ascii="IBM Plex Sans" w:cs="IBM Plex Sans" w:eastAsia="IBM Plex Sans" w:hAnsi="IBM Plex Sans"/>
@@ -22284,7 +22298,7 @@
     </w:p>
     <w:p>
       <w:pPr>
-        <w:spacing w:before="200" w:lineRule="auto"/>
+        <w:spacing w:before="100" w:lineRule="auto"/>
         <w:jc w:val="both"/>
         <w:rPr>
           <w:rFonts w:ascii="IBM Plex Sans" w:cs="IBM Plex Sans" w:eastAsia="IBM Plex Sans" w:hAnsi="IBM Plex Sans"/>

--- a/documentacion_proyecto/Documentaci├│n_de_Proyecto.docx
+++ b/documentacion_proyecto/Documentaci├│n_de_Proyecto.docx
@@ -20603,7 +20603,7 @@
           <w:bCs w:val="1"/>
           <w:rtl w:val="0"/>
         </w:rPr>
-        <w:t>Los componentes efectivamente adquiridos para el Bloque A suman $73.653, a los que se agregan $18.750 del Bloque C y $36.500 del Bloque D, totalizando $128.903 en materiales. Sumando los gastos operativos de $109.675 y el valor del trabajo del equipo, valuado en $24.527.996 según las tarifas del proyecto, el costo total asciende a $24.766.574. Aplicando el margen del 25 % previsto, el presupuesto final es de $30.958.218, con una ganancia proyectada de $6.191.644.</w:t>
+        <w:t>Los componentes efectivamente adquiridos para el Bloque A suman $73.653, a los que se agregan $13.950 del Bloque C y $36.500 del Bloque D, totalizando $124.103 en materiales. Sumando los gastos operativos de $109.675 y el valor del trabajo del equipo, valuado en $24.527.996 según las tarifas del proyecto, el costo total asciende a $24.761.774. Aplicando el margen del 25 % previsto, el presupuesto final es de $30.952.218, con una ganancia proyectada de $6.190.444.</w:t>
       </w:r>
     </w:p>
     <w:tbl>
@@ -20973,7 +20973,7 @@
                 <w:rFonts w:ascii="IBM Plex Sans" w:hAnsi="IBM Plex Sans"/>
                 <w:sz w:val="17"/>
               </w:rPr>
-              <w:t>$18.750</w:t>
+              <w:t>$13.950</w:t>
             </w:r>
           </w:p>
         </w:tc>
@@ -21172,7 +21172,7 @@
                 <w:rFonts w:ascii="IBM Plex Sans" w:hAnsi="IBM Plex Sans"/>
                 <w:sz w:val="17"/>
               </w:rPr>
-              <w:t>$128.903</w:t>
+              <w:t>$124.103</w:t>
             </w:r>
           </w:p>
         </w:tc>

--- a/documentacion_proyecto/Documentaci├│n_de_Proyecto.docx
+++ b/documentacion_proyecto/Documentaci├│n_de_Proyecto.docx
@@ -2000,7 +2000,7 @@
           <w:bCs w:val="1"/>
           <w:rtl w:val="0"/>
         </w:rPr>
-        <w:t>Nivel 2 (Evolución por Marcos, intervención de las bobinas de selección): Etapa en desarrollo orientada al control directo de la calada y selección de tramas. Tras la inspección real del telar (Vamatex C201, matrícula 1104, revisado en 1989 según su placa de datos) se confirmó que la máquina ya trabaja por grupos de marcos mediante una cinta de papel perforada angosta que acciona palancas de selección (no hilo por hilo), con un máximo confirmado de 8 matrices simultáneas, por lo que esta etapa reemplaza esa función. Se descartaron los actuadores rotativos evaluados inicialmente porque no soportan la carga cíclica, la vibración ni la pelusa del telar real, y no aprovechaban las bobinas que la máquina ya tiene; se optó por ir directo al retrofit definitivo con la intervención de las 6 bobinas de selección que el telar ya tiene instaladas y en funcionamiento. Trabajan con 24 V en corriente alterna, dato confirmado con el dueño de la fábrica el 03/09/26, y hoy reciben su señal desde el lector óptico de la cinta a través de unas plaquetas alojadas en la caja del telar. El punto de intervención es el propio lector óptico, no la bobina: según explicó el dueño de la fábrica, cada lector se corta con una llave, de modo que en lugar de que el papel interrumpa el haz lo haga un interruptor electrónico que entrega un 1 o un 0. El sistema conmuta entonces la señal del lector mediante relés PhotoMOS AQY212GH conectados directamente a los GPIO del ESP32, uno por lector, con lo que las plaquetas del telar quedan intactas y la corriente a manejar es mucho menor. La elección del componente no es indiferente: un relé mecánico no soportaría el régimen de trabajo. Los telares de rapier de esta generación trabajan 300 pasadas por minuto, dato confirmado con el dueño de la fábrica el 06/09/26, lo que da 5 conmutaciones por segundo y unas 144.000 por turno de 8 horas, frente a las 100.000 de vida útil de un relé común. Tampoco sirve un optoacoplador de fototransistor como el PC817, que conduce en un solo sentido y con corriente alterna dejaría pasar medio ciclo. El primer paso obligatorio de esta etapa es medir gratuitamente en el telar la fuerza, el recorrido y el tiempo por pasada (ver Guía de Medición del Telar) para dimensionar la etapa de potencia que comandará las bobinas.</w:t>
+        <w:t>Nivel 2 (Evolución por Marcos, intervención de las bobinas de selección): Etapa en desarrollo orientada al control directo de la calada y selección de tramas. Tras la inspección real del telar (Vamatex C201, matrícula 1104, revisado en 1989 según su placa de datos) se confirmó que la máquina ya trabaja por grupos de marcos mediante una cinta de papel perforada angosta que acciona palancas de selección (no hilo por hilo), con un máximo confirmado de 8 matrices simultáneas, por lo que esta etapa reemplaza esa función. Se descartaron los actuadores rotativos evaluados inicialmente porque no soportan la carga cíclica, la vibración ni la pelusa del telar real, y no aprovechaban las bobinas que la máquina ya tiene; se optó por ir directo al retrofit definitivo con la intervención de las 4 bobinas de selección que el telar ya tiene instaladas y en funcionamiento. Trabajan con 24 V en corriente alterna, dato confirmado con el dueño de la fábrica el 03/09/26, y hoy reciben su señal desde el lector óptico de la cinta a través de unas plaquetas alojadas en la caja del telar. El punto de intervención es el propio lector óptico, no la bobina: según explicó el dueño de la fábrica, cada lector se corta con una llave, de modo que en lugar de que el papel interrumpa el haz lo haga un interruptor electrónico que entrega un 1 o un 0. El sistema conmuta entonces la señal del lector mediante relés PhotoMOS AQY212GH conectados directamente a los GPIO del ESP32, uno por lector, con lo que las plaquetas del telar quedan intactas y la corriente a manejar es mucho menor. La elección del componente no es indiferente: un relé mecánico no soportaría el régimen de trabajo. Los telares de rapier de esta generación trabajan 300 pasadas por minuto, dato confirmado con el dueño de la fábrica el 06/09/26, lo que da 5 conmutaciones por segundo y unas 144.000 por turno de 8 horas, frente a las 100.000 de vida útil de un relé común. Tampoco sirve un optoacoplador de fototransistor como el PC817, que conduce en un solo sentido y con corriente alterna dejaría pasar medio ciclo. El primer paso obligatorio de esta etapa es medir gratuitamente en el telar la fuerza, el recorrido y el tiempo por pasada (ver Guía de Medición del Telar) para dimensionar la etapa de potencia que comandará las bobinas.</w:t>
       </w:r>
     </w:p>
     <w:p>
@@ -17340,7 +17340,7 @@
                 <w:rFonts w:ascii="IBM Plex Sans" w:hAnsi="IBM Plex Sans" w:cs="IBM Plex Sans" w:eastAsia="IBM Plex Sans"/>
                 <w:sz w:val="17"/>
               </w:rPr>
-              <w:t>El telar cuenta con 6 bobinas de selección en funcionamiento, confirmado con el dueño el 06/09/26. El Nivel 2 prevé intervenir su señal de mando en lugar de reemplazarlas.</w:t>
+              <w:t>El telar cuenta con 4 bobinas de selección en funcionamiento, confirmado con el dueño el 06/09/26. El Nivel 2 prevé intervenir su señal de mando en lugar de reemplazarlas.</w:t>
             </w:r>
           </w:p>
         </w:tc>
@@ -20603,7 +20603,7 @@
           <w:bCs w:val="1"/>
           <w:rtl w:val="0"/>
         </w:rPr>
-        <w:t>Los componentes efectivamente adquiridos para el Bloque A suman $73.653, a los que se agregan $13.950 del Bloque C y $36.500 del Bloque D, totalizando $124.103 en materiales. Sumando los gastos operativos de $109.675 y el valor del trabajo del equipo, valuado en $24.527.996 según las tarifas del proyecto, el costo total asciende a $24.761.774. Aplicando el margen del 25 % previsto, el presupuesto final es de $30.952.218, con una ganancia proyectada de $6.190.444.</w:t>
+        <w:t>Los componentes efectivamente adquiridos para el Bloque A suman $73.653, a los que se agregan $13.950 del Bloque C y $25.200 del Bloque D, totalizando $112.803 en materiales. Sumando los gastos operativos de $109.675 y el valor del trabajo del equipo, valuado en $24.527.996 según las tarifas del proyecto, el costo total asciende a $24.750.474. Aplicando el margen del 25 % previsto, el presupuesto final es de $30.938.092, con una ganancia proyectada de $6.187.618.</w:t>
       </w:r>
     </w:p>
     <w:tbl>
@@ -21012,7 +21012,7 @@
                 <w:rFonts w:ascii="IBM Plex Sans" w:hAnsi="IBM Plex Sans"/>
                 <w:sz w:val="17"/>
               </w:rPr>
-              <w:t>Intervención de las 6 bobinas de selección ya instaladas en el telar, que trabajan con 24 V en alterna: relés PhotoMOS AQY212GH (uno por lector óptico, más repuestos) y sus resistencias de 330 ohm. Las bobinas se siguen alimentando desde el propio telar.</w:t>
+              <w:t>Intervención de las 4 bobinas de selección ya instaladas en el telar, que trabajan con 24 V en alterna: relés PhotoMOS AQY212GH (uno por lector óptico, más repuestos) y sus resistencias de 330 ohm. Las bobinas se siguen alimentando desde el propio telar.</w:t>
             </w:r>
           </w:p>
         </w:tc>
@@ -21068,7 +21068,7 @@
                 <w:rFonts w:ascii="IBM Plex Sans" w:hAnsi="IBM Plex Sans"/>
                 <w:sz w:val="17"/>
               </w:rPr>
-              <w:t>$36.500 (a completar tras medir la salida del lector óptico)</w:t>
+              <w:t>$25.200 (a completar tras medir la salida del lector óptico)</w:t>
             </w:r>
           </w:p>
         </w:tc>
@@ -21172,7 +21172,7 @@
                 <w:rFonts w:ascii="IBM Plex Sans" w:hAnsi="IBM Plex Sans"/>
                 <w:sz w:val="17"/>
               </w:rPr>
-              <w:t>$124.103</w:t>
+              <w:t>$112.803</w:t>
             </w:r>
           </w:p>
         </w:tc>

--- a/documentacion_proyecto/Documentaci├│n_de_Proyecto.docx
+++ b/documentacion_proyecto/Documentaci├│n_de_Proyecto.docx
@@ -1905,21 +1905,7 @@
           <w:rFonts w:ascii="IBM Plex Sans" w:cs="IBM Plex Sans" w:eastAsia="IBM Plex Sans" w:hAnsi="IBM Plex Sans"/>
           <w:rtl w:val="0"/>
         </w:rPr>
-        <w:t xml:space="preserve">El objetivo primordial de este proyecto es modernizar digitalmente un telar Vamatex C201 que se ubica en una </w:t>
-      </w:r>
-      <w:r>
-        <w:rPr>
-          <w:rFonts w:ascii="IBM Plex Sans" w:cs="IBM Plex Sans" w:eastAsia="IBM Plex Sans" w:hAnsi="IBM Plex Sans"/>
-          <w:rtl w:val="0"/>
-        </w:rPr>
-        <w:t>fábrica textil</w:t>
-      </w:r>
-      <w:r>
-        <w:rPr>
-          <w:rFonts w:ascii="IBM Plex Sans" w:cs="IBM Plex Sans" w:eastAsia="IBM Plex Sans" w:hAnsi="IBM Plex Sans"/>
-          <w:rtl w:val="0"/>
-        </w:rPr>
-        <w:t xml:space="preserve"> en Billinghurst, Buenos Aires mediante el desarrollo e implementación de un sistema de control electrónico y un editor web interactivo para telares industriales planos mecánicos que carecen de PLC. El sistema busca digitalizar la creación y gestión de matrices de tejido a través de una matriz visual, reemplazando la dependencia de configuraciones puramente mecánicas y laboriosas. Esto permite agilizar drásticamente los tiempos de cambio de producción, mantener un archivo de diseños guardados y otorgar control directo de ejecución sobre la maquinaria (iniciar, pausar y retroceder para corregir errores físicos en tiempo real), optimizando así la productividad general y reduciendo el margen de error operativo. </w:t>
+        <w:t xml:space="preserve">El objetivo primordial de este proyecto es modernizar digitalmente un telar Vamatex C201 que se ubica en una fábrica textil en Billinghurst, Buenos Aires mediante el desarrollo e implementación de un sistema de control electrónico y un editor web interactivo para telares industriales planos mecánicos que carecen de PLC. El sistema busca digitalizar la creación y gestión de matrices de tejido a través de una matriz visual, reemplazando la dependencia de configuraciones puramente mecánicas y laboriosas. Esto permite agilizar drásticamente los tiempos de cambio de producción, mantener un archivo de diseños guardados y otorgar control directo de ejecución sobre la maquinaria (iniciar, pausar y retroceder para corregir errores físicos en tiempo real), optimizando así la productividad general y reduciendo el margen de error operativo. </w:t>
       </w:r>
     </w:p>
     <w:p>
@@ -17430,7 +17416,7 @@
                 <w:rFonts w:ascii="IBM Plex Sans" w:hAnsi="IBM Plex Sans" w:cs="IBM Plex Sans" w:eastAsia="IBM Plex Sans"/>
                 <w:sz w:val="17"/>
               </w:rPr>
-              <w:t>Servía para manejar 8 salidas con pocos pines. Con 6 canales alcanzan los GPIO libres del ESP32, así que se elimina el componente.</w:t>
+              <w:t>Servía para manejar 8 salidas con pocos pines. Con 4 canales alcanzan los GPIO libres del ESP32, así que se elimina el componente.</w:t>
             </w:r>
           </w:p>
         </w:tc>

--- a/documentacion_proyecto/Documentaci├│n_de_Proyecto.docx
+++ b/documentacion_proyecto/Documentaci├│n_de_Proyecto.docx
@@ -21194,7 +21194,7 @@
         <w:rPr>
           <w:rFonts w:ascii="IBM Plex Sans" w:hAnsi="IBM Plex Sans" w:cs="IBM Plex Sans" w:eastAsia="IBM Plex Sans"/>
         </w:rPr>
-        <w:t>La estructura de costos muestra que el 99,2 % corresponde al trabajo del equipo y solo el 0,8 % ($71.150) a dinero efectivamente desembolsado. Orden de compra recomendado: (1) Bloque A, ya adquirido casi en su totalidad, para completar la Etapa 4; (2) la medición del telar, incluyendo las bobinas de selección instaladas; y (3) recién entonces los Bloques C y D, cuyos componentes dependen de esa medición. La planilla completa, con el detalle por ítem y los precios de referencia, se mantiene en el archivo Lista_de_componentes_Control_Trama.xlsx de la carpeta compartida del equipo.</w:t>
+        <w:t>La estructura de costos muestra que el 99,1 % corresponde al trabajo del equipo y solo el 0,9 % ($222.478, materiales y gastos operativos) a dinero efectivamente desembolsado. Orden de compra recomendado: (1) Bloque A, ya adquirido casi en su totalidad, para completar la Etapa 4; (2) la medición del telar, incluyendo las bobinas de selección instaladas; y (3) recién entonces los Bloques C y D, cuyos componentes dependen de esa medición. La planilla completa, con el detalle por ítem y los precios de referencia, se mantiene en el archivo Lista_de_componentes_Control_Trama.xlsx de la carpeta compartida del equipo.</w:t>
       </w:r>
       <w:r>
         <w:rPr>

--- a/documentacion_proyecto/Documentaci├│n_de_Proyecto.docx
+++ b/documentacion_proyecto/Documentaci├│n_de_Proyecto.docx
@@ -1986,7 +1986,7 @@
           <w:bCs w:val="1"/>
           <w:rtl w:val="0"/>
         </w:rPr>
-        <w:t>Nivel 2 (Evolución por Marcos, intervención de las bobinas de selección): Etapa en desarrollo orientada al control directo de la calada y selección de tramas. Tras la inspección real del telar (Vamatex C201, matrícula 1104, revisado en 1989 según su placa de datos) se confirmó que la máquina ya trabaja por grupos de marcos mediante una cinta de papel perforada angosta que acciona palancas de selección (no hilo por hilo), con un máximo confirmado de 8 matrices simultáneas, por lo que esta etapa reemplaza esa función. Se descartaron los actuadores rotativos evaluados inicialmente porque no soportan la carga cíclica, la vibración ni la pelusa del telar real, y no aprovechaban las bobinas que la máquina ya tiene; se optó por ir directo al retrofit definitivo con la intervención de las 4 bobinas de selección que el telar ya tiene instaladas y en funcionamiento. Trabajan con 24 V en corriente alterna, dato confirmado con el dueño de la fábrica el 03/09/26, y hoy reciben su señal desde el lector óptico de la cinta a través de unas plaquetas alojadas en la caja del telar. El punto de intervención es el propio lector óptico, no la bobina: según explicó el dueño de la fábrica, cada lector se corta con una llave, de modo que en lugar de que el papel interrumpa el haz lo haga un interruptor electrónico que entrega un 1 o un 0. El sistema conmuta entonces la señal del lector mediante relés PhotoMOS AQY212GH conectados directamente a los GPIO del ESP32, uno por lector, con lo que las plaquetas del telar quedan intactas y la corriente a manejar es mucho menor. La elección del componente no es indiferente: un relé mecánico no soportaría el régimen de trabajo. Los telares de rapier de esta generación trabajan 300 pasadas por minuto, dato confirmado con el dueño de la fábrica el 06/09/26, lo que da 5 conmutaciones por segundo y unas 144.000 por turno de 8 horas, frente a las 100.000 de vida útil de un relé común. Tampoco sirve un optoacoplador de fototransistor como el PC817, que conduce en un solo sentido y con corriente alterna dejaría pasar medio ciclo. El primer paso obligatorio de esta etapa es medir gratuitamente en el telar la fuerza, el recorrido y el tiempo por pasada (ver Guía de Medición del Telar) para dimensionar la etapa de potencia que comandará las bobinas.</w:t>
+        <w:t>Nivel 2 (Evolución por Marcos, intervención de las bobinas de selección): Etapa en desarrollo orientada al control directo de la calada y selección de tramas. Tras la inspección real del telar (Vamatex C201, matrícula 1104, revisado en 1989 según su placa de datos) se confirmó que la máquina ya trabaja por grupos de marcos mediante una cinta de papel perforada angosta que acciona palancas de selección (no hilo por hilo), con un máximo confirmado de 8 matrices simultáneas, por lo que esta etapa reemplaza esa función. Se descartaron los actuadores rotativos evaluados inicialmente porque no soportan la carga cíclica, la vibración ni la pelusa del telar real, y no aprovechaban las bobinas que la máquina ya tiene; se optó por ir directo al retrofit definitivo con la intervención de las 4 bobinas de selección que el telar ya tiene instaladas y en funcionamiento. Trabajan con 24 V en corriente alterna, dato confirmado con el dueño de la fábrica el 03/09/26, y hoy reciben su señal desde el lector óptico de la cinta a través de unas plaquetas alojadas en la caja del telar. El punto de intervención es el propio lector óptico, no la bobina: según explicó el dueño de la fábrica, cada lector se corta con una llave, de modo que en lugar de que el papel interrumpa el haz lo haga un interruptor electrónico que entrega un 1 o un 0. El sistema conmuta entonces la señal del lector mediante relés OptoMOS LCA110 conectados directamente a los GPIO del ESP32, uno por lector, con lo que las plaquetas del telar quedan intactas y la corriente a manejar es mucho menor. La elección del componente no es indiferente: un relé mecánico no soportaría el régimen de trabajo. Los telares de rapier de esta generación trabajan 300 pasadas por minuto, dato confirmado con el dueño de la fábrica el 06/09/26, lo que da 5 conmutaciones por segundo y unas 144.000 por turno de 8 horas, frente a las 100.000 de vida útil de un relé común. Tampoco sirve un optoacoplador de fototransistor como el PC817, que conduce en un solo sentido y con corriente alterna dejaría pasar medio ciclo. El primer paso obligatorio de esta etapa es medir gratuitamente en el telar la fuerza, el recorrido y el tiempo por pasada (ver Guía de Medición del Telar) para dimensionar la etapa de potencia que comandará las bobinas.</w:t>
       </w:r>
     </w:p>
     <w:p>
@@ -3655,29 +3655,7 @@
           <w:color w:val="16304F"/>
           <w:rtl w:val="0"/>
         </w:rPr>
-        <w:t xml:space="preserve">Panasonic Corporation. (2019). </w:t>
-      </w:r>
-      <w:r>
-        <w:rPr>
-          <w:rFonts w:ascii="IBM Plex Sans" w:cs="IBM Plex Sans" w:eastAsia="IBM Plex Sans" w:hAnsi="IBM Plex Sans"/>
-          <w:b w:val="1"/>
-          <w:bCs w:val="1"/>
-          <w:i/>
-          <w:color w:val="16304F"/>
-          <w:rtl w:val="0"/>
-        </w:rPr>
-        <w:t>AQY212GH: PhotoMOS relay, general purpose 60 V, 1 A</w:t>
-      </w:r>
-      <w:r>
-        <w:rPr>
-          <w:rFonts w:ascii="IBM Plex Sans" w:cs="IBM Plex Sans" w:eastAsia="IBM Plex Sans" w:hAnsi="IBM Plex Sans"/>
-          <w:b w:val="1"/>
-          <w:bCs w:val="1"/>
-          <w:i w:val="0"/>
-          <w:color w:val="16304F"/>
-          <w:rtl w:val="0"/>
-        </w:rPr>
-        <w:t xml:space="preserve"> [Hoja de datos]. Panasonic Industrial Devices. https://industrial.panasonic.com</w:t>
+        <w:t>IXYS Integrated Circuits Division. (2012). LCA110: Single-pole, normally open OptoMOS relay (DS-LCA110-R12) [Hoja de datos]. Littelfuse. https://www.littelfuse.com</w:t>
       </w:r>
     </w:p>
     <w:p>
@@ -7949,7 +7927,7 @@
           <w:rFonts w:ascii="IBM Plex Sans" w:cs="IBM Plex Sans" w:eastAsia="IBM Plex Sans" w:hAnsi="IBM Plex Sans"/>
           <w:rtl w:val="0"/>
         </w:rPr>
-        <w:t xml:space="preserve"> Se confirmó por medición directa que en el telar C201 la botonera recibe 24V AC (no DC). Para otros telares se sigue asumiendo 24V DC o 220V AC hasta confirmar caso por caso. La placa de monitoreo no se alimenta desde esa línea: usa una fuente propia de 220V, independiente del telar.</w:t>
+        <w:t xml:space="preserve"> Se confirmó por medición directa que en el telar C201 la botonera recibe 24V AC (no DC). En el C 401, donde se instala el sistema, hay que volver a medirla: se espera menos de 24 V, y define el valor de la resistencia del sensado. Para otros telares se sigue asumiendo 24V DC o 220V AC hasta confirmar caso por caso. La placa de monitoreo no se alimenta desde esa línea: usa una fuente propia de 220V, independiente del telar.</w:t>
       </w:r>
     </w:p>
     <w:p>
@@ -8675,7 +8653,7 @@
                 <w:rFonts w:ascii="IBM Plex Sans" w:hAnsi="IBM Plex Sans" w:cs="IBM Plex Sans" w:eastAsia="IBM Plex Sans"/>
                 <w:sz w:val="17"/>
               </w:rPr>
-              <w:t>Permite definir filas y columnas de la matriz (de 2 a 32 en cada dimensión), para adaptarse a distintos telares sin tocar el código.</w:t>
+              <w:t>Permite definir filas y columnas de la matriz (de 1 a 100 filas, y de 1 a 8 columnas, una por bobina de selección), para adaptarse a distintos telares sin tocar el código.</w:t>
             </w:r>
           </w:p>
         </w:tc>
@@ -15267,7 +15245,7 @@
           <w:rFonts w:ascii="IBM Plex Sans" w:cs="IBM Plex Sans" w:eastAsia="IBM Plex Sans" w:hAnsi="IBM Plex Sans"/>
           <w:rtl w:val="0"/>
         </w:rPr>
-        <w:t>Líneas de control de la botonera del telar, confirmadas por medición directa en 24V AC (no DC). Los relés las intervienen mediante contacto seco (COM/NO), sin acoplarse eléctricamente a ellas.</w:t>
+        <w:t>Líneas de control de la botonera del telar, confirmadas por medición directa en 24V AC (no DC) en el C 201; en el C 401 se verifican antes de instalar. Los relés las intervienen mediante contacto seco (COM/NO), sin acoplarse eléctricamente a ellas.</w:t>
       </w:r>
       <w:r>
         <w:rPr>
@@ -17478,13 +17456,7 @@
               <w:rPr>
                 <w:rFonts w:ascii="IBM Plex Sans" w:hAnsi="IBM Plex Sans" w:cs="IBM Plex Sans" w:eastAsia="IBM Plex Sans"/>
               </w:rPr>
-            </w:r>
-            <w:r>
-              <w:rPr>
-                <w:rFonts w:ascii="IBM Plex Sans" w:hAnsi="IBM Plex Sans" w:cs="IBM Plex Sans" w:eastAsia="IBM Plex Sans"/>
-                <w:sz w:val="17"/>
-              </w:rPr>
-              <w:t>Relé PhotoMOS Panasonic AQY212GH (DIP-4), uno por lector óptico</w:t>
+              <w:t>Relé OptoMOS LCA110 de IXYS (DIP-6), uno por lector óptico</w:t>
             </w:r>
           </w:p>
         </w:tc>
@@ -17506,7 +17478,7 @@
                 <w:rFonts w:ascii="IBM Plex Sans" w:hAnsi="IBM Plex Sans" w:cs="IBM Plex Sans" w:eastAsia="IBM Plex Sans"/>
                 <w:sz w:val="17"/>
               </w:rPr>
-              <w:t>Conmutan la señal de cada lector óptico, reemplazando la interrupción que hoy produce el papel perforado. Un relé mecánico no sirve: el telar hace 5 pasadas por segundo, lo que da unas 144.000 conmutaciones por turno contra las 100.000 de vida útil de un relé común. Tampoco sirve un relé de estado sólido con triac: necesita 0,1 A de corriente mínima para mantenerse encendido y la señal del lector maneja pocos miliamperes. El PhotoMOS no tiene ese límite y su fuga en apagado se mide en nanoamperes. Cada canal lleva una resistencia de 330 ohm entre el pin y la entrada del relé, porque esa entrada es un LED.</w:t>
+              <w:t>Conmutan la señal de cada lector óptico, reemplazando la interrupción que hoy produce el papel perforado. Un relé mecánico no sirve: el telar hace 5 pasadas por segundo, lo que da unas 144.000 conmutaciones por turno contra las 100.000 de vida útil de un relé común. Tampoco sirve un relé de estado sólido con triac: necesita 0,1 A de corriente mínima para mantenerse encendido y la señal del lector maneja pocos miliamperes. El LCA110 no tiene ese límite y su fuga en apagado es de a lo sumo un microampere. Cada canal lleva una resistencia de 330 ohm entre el pin y la entrada del relé, porque esa entrada es un LED.</w:t>
             </w:r>
           </w:p>
         </w:tc>
@@ -17703,7 +17675,7 @@
           <w:sz w:val="22"/>
           <w:rtl w:val="0"/>
         </w:rPr>
-        <w:t>El cronograma completo del proyecto se organiza en ocho etapas de trabajo, desde la definición inicial hasta la presentación final, con un total de 162 tareas distribuidas entre los integrantes del equipo. La figura siguiente resume las etapas, su cantidad de tareas y sus fechas de inicio y cierre.</w:t>
+        <w:t>El cronograma completo del proyecto se organiza en ocho etapas de trabajo, desde la definición inicial hasta la presentación final, con un total de 160 tareas distribuidas entre los integrantes del equipo. La figura siguiente resume las etapas, su cantidad de tareas y sus fechas de inicio y cierre.</w:t>
       </w:r>
     </w:p>
     <w:p>
@@ -17792,7 +17764,7 @@
           <w:rFonts w:ascii="IBM Plex Sans" w:cs="IBM Plex Sans" w:eastAsia="IBM Plex Sans" w:hAnsi="IBM Plex Sans"/>
           <w:rtl w:val="0"/>
         </w:rPr>
-        <w:t>El cronograma real del proyecto (Gantt_2026 - Automatizacion de Telar Industrial.xlsx) comenzó el 16/03/2026 y proyecta su cierre el 14/11/2026 (243 días corridos), organizado en 8 etapas de trabajo. Estado de avance a la fecha de esta versión de la documentación: El cronograma completo, con las 162 tareas, sus responsables y sus dependencias, se mantiene en la planilla del equipo: el archivo Gantt_2026 - Automatizacion de Telar Industrial.xlsx, disponible en la carpeta compartida del equipo.</w:t>
+        <w:t>El cronograma real del proyecto (Gantt_2026 - Automatizacion de Telar Industrial.xlsx) comenzó el 16/03/2026 y proyecta su cierre el 14/11/2026 (243 días corridos), organizado en 8 etapas de trabajo. Estado de avance a la fecha de esta versión de la documentación: El cronograma completo, con las 160 tareas, sus responsables y sus dependencias, se mantiene en la planilla del equipo: el archivo Gantt_2026 - Automatizacion de Telar Industrial.xlsx, disponible en la carpeta compartida del equipo.</w:t>
       </w:r>
     </w:p>
     <w:p>
@@ -18769,13 +18741,8 @@
             <w:pPr>
               <w:jc w:val="both"/>
             </w:pPr>
-            <w:r/>
-            <w:r>
-              <w:rPr>
-                <w:rFonts w:ascii="IBM Plex Sans" w:hAnsi="IBM Plex Sans"/>
-                <w:sz w:val="17"/>
-              </w:rPr>
-              <w:t>El operario dibuja tocando las celdas. Cada fila es una pasada y cada columna un elemento seleccionable. Admite de 2 a 32 filas y columnas.</w:t>
+            <w:r>
+              <w:t>El operario dibuja tocando las celdas. Cada fila es una pasada y cada columna un elemento seleccionable. Admite de 1 a 100 filas y de 1 a 8 columnas, una por bobina de selección. Cada fila lleva además cuántas pasadas seguidas se teje.</w:t>
             </w:r>
           </w:p>
         </w:tc>
@@ -20589,7 +20556,7 @@
           <w:bCs w:val="1"/>
           <w:rtl w:val="0"/>
         </w:rPr>
-        <w:t>Los componentes efectivamente adquiridos para el Bloque A suman $73.653, a los que se agregan $13.950 del Bloque C y $25.200 del Bloque D, totalizando $112.803 en materiales. Sumando los gastos operativos de $109.675 y el valor del trabajo del equipo, valuado en $24.527.996 según las tarifas del proyecto, el costo total asciende a $24.750.474. Aplicando el margen del 25 % previsto, el presupuesto final es de $30.938.092, con una ganancia proyectada de $6.187.618.</w:t>
+        <w:t>Los componentes efectivamente adquiridos para el Bloque A suman $73.653, a los que se agregan $13.950 del Bloque C y $34.536 del Bloque D, totalizando $122.139 en materiales. Sumando los gastos operativos de $109.675 y el valor del trabajo del equipo, valuado en $29.802.914 según las tarifas del proyecto, el costo total asciende a $30.034.728. Aplicando el margen del 25 % previsto, el presupuesto final es de $37.543.410, con una ganancia proyectada de $7.508.682.</w:t>
       </w:r>
     </w:p>
     <w:tbl>
@@ -20992,13 +20959,8 @@
             <w:pPr>
               <w:jc w:val="both"/>
             </w:pPr>
-            <w:r/>
-            <w:r>
-              <w:rPr>
-                <w:rFonts w:ascii="IBM Plex Sans" w:hAnsi="IBM Plex Sans"/>
-                <w:sz w:val="17"/>
-              </w:rPr>
-              <w:t>Intervención de las 4 bobinas de selección ya instaladas en el telar, que trabajan con 24 V en alterna: relés PhotoMOS AQY212GH (uno por lector óptico, más repuestos) y sus resistencias de 330 ohm. Las bobinas se siguen alimentando desde el propio telar.</w:t>
+            <w:r>
+              <w:t>Intervención de las 4 bobinas de selección ya instaladas en el telar, que trabajan con 24 V en alterna: relés OptoMOS LCA110 (uno por lector óptico, más repuestos) y sus resistencias de 330 ohm. Las bobinas se siguen alimentando desde el propio telar.</w:t>
             </w:r>
           </w:p>
         </w:tc>
@@ -21054,7 +21016,7 @@
                 <w:rFonts w:ascii="IBM Plex Sans" w:hAnsi="IBM Plex Sans"/>
                 <w:sz w:val="17"/>
               </w:rPr>
-              <w:t>$25.200 (a completar tras medir la salida del lector óptico)</w:t>
+              <w:t>$34.536 (a completar tras medir la salida del lector óptico)</w:t>
             </w:r>
           </w:p>
         </w:tc>
@@ -21158,7 +21120,7 @@
                 <w:rFonts w:ascii="IBM Plex Sans" w:hAnsi="IBM Plex Sans"/>
                 <w:sz w:val="17"/>
               </w:rPr>
-              <w:t>$112.803</w:t>
+              <w:t>$122.139</w:t>
             </w:r>
           </w:p>
         </w:tc>
@@ -21194,7 +21156,7 @@
         <w:rPr>
           <w:rFonts w:ascii="IBM Plex Sans" w:hAnsi="IBM Plex Sans" w:cs="IBM Plex Sans" w:eastAsia="IBM Plex Sans"/>
         </w:rPr>
-        <w:t>La estructura de costos muestra que el 99,1 % corresponde al trabajo del equipo y solo el 0,9 % ($222.478, materiales y gastos operativos) a dinero efectivamente desembolsado. Orden de compra recomendado: (1) Bloque A, ya adquirido casi en su totalidad, para completar la Etapa 4; (2) la medición del telar, incluyendo las bobinas de selección instaladas; y (3) recién entonces los Bloques C y D, cuyos componentes dependen de esa medición. La planilla completa, con el detalle por ítem y los precios de referencia, se mantiene en el archivo Lista_de_componentes_Control_Trama.xlsx de la carpeta compartida del equipo.</w:t>
+        <w:t>La estructura de costos muestra que el 99,2 % corresponde al trabajo del equipo y solo el 0,8 % ($231.814, materiales y gastos operativos) a dinero efectivamente desembolsado. Orden de compra recomendado: (1) Bloque A, ya adquirido casi en su totalidad, para completar la Etapa 4; (2) la medición del telar, incluyendo las bobinas de selección instaladas; y (3) recién entonces los Bloques C y D, cuyos componentes dependen de esa medición. La planilla completa, con el detalle por ítem y los precios de referencia, se mantiene en el archivo Lista_de_componentes_Control_Trama.xlsx de la carpeta compartida del equipo.</w:t>
       </w:r>
       <w:r>
         <w:rPr>
@@ -21229,7 +21191,7 @@
           <w:bCs w:val="1"/>
           <w:rtl w:val="0"/>
         </w:rPr>
-        <w:t>Costos de operación mensuales recurrentes: $0. El plan gratuito de Neon cubre las necesidades de un piloto de un solo telar sin costo de licenciamiento, y el despliegue del backend se realiza también sobre un plan sin cargo. A esto se suma el servicio de mantenimiento posterior a la garantía, detallado en la Estimación de Costos, que prevé un abono mensual de $131.750 y visitas de mantenimiento preventivo de $244.125 cada una.</w:t>
+        <w:t>Costos de operación mensuales recurrentes: $0. El plan gratuito de Neon cubre las necesidades de un piloto de un solo telar sin costo de licenciamiento, y el despliegue del backend se realiza también sobre un plan sin cargo. A esto se suma el servicio de mantenimiento posterior a la garantía, detallado en la Estimación de Costos, que prevé un abono mensual de $129.625 y visitas de mantenimiento preventivo de $240.188 cada una.</w:t>
       </w:r>
       <w:r>
         <w:rPr>
